--- a/testakten/starug-schutzschirm-grossbach-druckguss-erfurt/04_idw_s6_bericht_auszug.docx
+++ b/testakten/starug-schutzschirm-grossbach-druckguss-erfurt/04_idw_s6_bericht_auszug.docx
@@ -5,30 +5,42 @@
     <w:p>
       <w:pPr>
         <w:pStyle w:val="Heading1"/>
+        <w:spacing w:after="160" w:line="259" w:lineRule="auto"/>
       </w:pPr>
       <w:r>
         <w:rPr>
           <w:rFonts w:ascii="Times New Roman" w:hAnsi="Times New Roman"/>
+          <w:b/>
+          <w:sz w:val="28"/>
         </w:rPr>
         <w:t>04 – IDW S 6 – Sanierungskonzept (Bericht-Auszug)</w:t>
       </w:r>
     </w:p>
     <w:p>
       <w:pPr>
+        <w:spacing w:before="120" w:after="60" w:line="259" w:lineRule="auto"/>
         <w:jc w:val="left"/>
       </w:pPr>
       <w:r>
         <w:rPr>
+          <w:rFonts w:ascii="Times New Roman" w:hAnsi="Times New Roman"/>
           <w:b/>
+          <w:sz w:val="22"/>
         </w:rPr>
         <w:t>Auftraggeber:</w:t>
       </w:r>
       <w:r>
+        <w:rPr>
+          <w:rFonts w:ascii="Times New Roman" w:hAnsi="Times New Roman"/>
+          <w:b/>
+          <w:sz w:val="22"/>
+        </w:rPr>
         <w:t xml:space="preserve"> Großbach Druckguss &amp; Präzision GmbH &amp; Co. KG</w:t>
       </w:r>
     </w:p>
     <w:p>
       <w:pPr>
+        <w:spacing w:line="259" w:lineRule="auto" w:after="60"/>
         <w:jc w:val="left"/>
       </w:pPr>
       <w:r>
@@ -43,20 +55,31 @@
     </w:p>
     <w:p>
       <w:pPr>
+        <w:spacing w:before="120" w:after="60" w:line="259" w:lineRule="auto"/>
         <w:jc w:val="left"/>
       </w:pPr>
       <w:r>
         <w:rPr>
-          <w:b/>
+          <w:rFonts w:ascii="Times New Roman" w:hAnsi="Times New Roman"/>
+          <w:b w:val="0"/>
+          <w:i w:val="0"/>
+          <w:sz w:val="22"/>
         </w:rPr>
         <w:t>Datum:</w:t>
       </w:r>
       <w:r>
+        <w:rPr>
+          <w:rFonts w:ascii="Times New Roman" w:hAnsi="Times New Roman"/>
+          <w:b w:val="0"/>
+          <w:i w:val="0"/>
+          <w:sz w:val="22"/>
+        </w:rPr>
         <w:t xml:space="preserve"> 02. Mai 2026</w:t>
       </w:r>
     </w:p>
     <w:p>
       <w:pPr>
+        <w:spacing w:line="259" w:lineRule="auto" w:after="60"/>
         <w:jc w:val="left"/>
       </w:pPr>
       <w:r>
@@ -71,6 +94,7 @@
     </w:p>
     <w:p>
       <w:pPr>
+        <w:spacing w:line="259" w:lineRule="auto" w:after="60"/>
         <w:jc w:val="left"/>
       </w:pPr>
       <w:r>
@@ -83,20 +107,28 @@
         <w:t xml:space="preserve"> Anlage zum Schutzschirmantrag § 270d InsO, AG Erfurt, 203 IN 71/26 SA</w:t>
       </w:r>
     </w:p>
-    <w:p/>
+    <w:p>
+      <w:pPr>
+        <w:spacing w:line="259" w:lineRule="auto" w:after="60"/>
+      </w:pPr>
+    </w:p>
     <w:p>
       <w:pPr>
         <w:pStyle w:val="Heading2"/>
+        <w:spacing w:before="120" w:after="60" w:line="259" w:lineRule="auto"/>
       </w:pPr>
       <w:r>
         <w:rPr>
           <w:rFonts w:ascii="Times New Roman" w:hAnsi="Times New Roman"/>
+          <w:b/>
+          <w:sz w:val="22"/>
         </w:rPr>
         <w:t>Vorbemerkung</w:t>
       </w:r>
     </w:p>
     <w:p>
       <w:pPr>
+        <w:spacing w:line="259" w:lineRule="auto" w:after="60"/>
         <w:jc w:val="left"/>
       </w:pPr>
       <w:r>
@@ -114,6 +146,7 @@
     </w:p>
     <w:p>
       <w:pPr>
+        <w:spacing w:line="259" w:lineRule="auto" w:after="60"/>
         <w:jc w:val="left"/>
       </w:pPr>
       <w:r>
@@ -122,6 +155,7 @@
     </w:p>
     <w:p>
       <w:pPr>
+        <w:spacing w:line="259" w:lineRule="auto" w:after="60"/>
         <w:jc w:val="left"/>
       </w:pPr>
       <w:r>
@@ -130,6 +164,7 @@
     </w:p>
     <w:p>
       <w:pPr>
+        <w:spacing w:line="259" w:lineRule="auto" w:after="60"/>
         <w:jc w:val="left"/>
       </w:pPr>
       <w:r>
@@ -138,16 +173,22 @@
     </w:p>
     <w:p>
       <w:pPr>
+        <w:spacing w:line="259" w:lineRule="auto" w:after="60"/>
         <w:jc w:val="left"/>
       </w:pPr>
       <w:r>
         <w:t>Sachwalter auf Anforderung vollständig zur Verfügung.</w:t>
       </w:r>
     </w:p>
-    <w:p/>
+    <w:p>
+      <w:pPr>
+        <w:spacing w:line="259" w:lineRule="auto" w:after="60"/>
+      </w:pPr>
+    </w:p>
     <w:p>
       <w:pPr>
         <w:pStyle w:val="Heading2"/>
+        <w:spacing w:line="259" w:lineRule="auto" w:after="60"/>
       </w:pPr>
       <w:r>
         <w:rPr>
@@ -159,6 +200,7 @@
     <w:p>
       <w:pPr>
         <w:pStyle w:val="Heading3"/>
+        <w:spacing w:line="259" w:lineRule="auto" w:after="60"/>
       </w:pPr>
       <w:r>
         <w:rPr>
@@ -169,6 +211,7 @@
     </w:p>
     <w:p>
       <w:pPr>
+        <w:spacing w:line="259" w:lineRule="auto" w:after="60"/>
         <w:jc w:val="left"/>
       </w:pPr>
       <w:r>
@@ -177,6 +220,7 @@
     </w:p>
     <w:p>
       <w:pPr>
+        <w:spacing w:line="259" w:lineRule="auto" w:after="60"/>
         <w:jc w:val="left"/>
       </w:pPr>
       <w:r>
@@ -185,6 +229,7 @@
     </w:p>
     <w:p>
       <w:pPr>
+        <w:spacing w:line="259" w:lineRule="auto" w:after="60"/>
         <w:jc w:val="left"/>
       </w:pPr>
       <w:r>
@@ -193,6 +238,7 @@
     </w:p>
     <w:p>
       <w:pPr>
+        <w:spacing w:line="259" w:lineRule="auto" w:after="60"/>
         <w:jc w:val="left"/>
       </w:pPr>
       <w:r>
@@ -202,6 +248,7 @@
     <w:p>
       <w:pPr>
         <w:pStyle w:val="Heading3"/>
+        <w:spacing w:line="259" w:lineRule="auto" w:after="60"/>
       </w:pPr>
       <w:r>
         <w:rPr>
@@ -212,6 +259,7 @@
     </w:p>
     <w:p>
       <w:pPr>
+        <w:spacing w:line="259" w:lineRule="auto" w:after="60"/>
         <w:jc w:val="left"/>
       </w:pPr>
       <w:r>
@@ -221,6 +269,7 @@
     <w:p>
       <w:pPr>
         <w:pStyle w:val="ListBullet"/>
+        <w:spacing w:line="259" w:lineRule="auto" w:after="60"/>
       </w:pPr>
       <w:r>
         <w:t>Jahresabschlüsse 2021–2024 (geprüft durch Steuerberatungsgesellschaft Rohland &amp; Schüßler)</w:t>
@@ -229,6 +278,7 @@
     <w:p>
       <w:pPr>
         <w:pStyle w:val="ListBullet"/>
+        <w:spacing w:line="259" w:lineRule="auto" w:after="60"/>
       </w:pPr>
       <w:r>
         <w:t>Vorläufiger Jahresabschluss 2025 (ungeprüft, Management-Fassung)</w:t>
@@ -237,6 +287,7 @@
     <w:p>
       <w:pPr>
         <w:pStyle w:val="ListBullet"/>
+        <w:spacing w:line="259" w:lineRule="auto" w:after="60"/>
       </w:pPr>
       <w:r>
         <w:t>BWA Januar–März 2026</w:t>
@@ -245,6 +296,7 @@
     <w:p>
       <w:pPr>
         <w:pStyle w:val="ListBullet"/>
+        <w:spacing w:line="259" w:lineRule="auto" w:after="60"/>
       </w:pPr>
       <w:r>
         <w:t>Kontoauszüge und Kreditunterlagen</w:t>
@@ -253,6 +305,7 @@
     <w:p>
       <w:pPr>
         <w:pStyle w:val="ListBullet"/>
+        <w:spacing w:line="259" w:lineRule="auto" w:after="60"/>
       </w:pPr>
       <w:r>
         <w:t>Rahmenlieferverträge mit VW Sachsen, MAN Steyr, ZF Sachsen, Siemens Mobility</w:t>
@@ -261,6 +314,7 @@
     <w:p>
       <w:pPr>
         <w:pStyle w:val="ListBullet"/>
+        <w:spacing w:line="259" w:lineRule="auto" w:after="60"/>
       </w:pPr>
       <w:r>
         <w:t>Organigramm und Personalplanung</w:t>
@@ -269,6 +323,7 @@
     <w:p>
       <w:pPr>
         <w:pStyle w:val="Heading3"/>
+        <w:spacing w:line="259" w:lineRule="auto" w:after="60"/>
       </w:pPr>
       <w:r>
         <w:rPr>
@@ -280,6 +335,7 @@
     <w:p>
       <w:pPr>
         <w:pStyle w:val="ListBullet"/>
+        <w:spacing w:line="259" w:lineRule="auto" w:after="60"/>
       </w:pPr>
       <w:r>
         <w:t>Befragung der Geschäftsführung (22. April 2026)</w:t>
@@ -288,6 +344,7 @@
     <w:p>
       <w:pPr>
         <w:pStyle w:val="ListBullet"/>
+        <w:spacing w:line="259" w:lineRule="auto" w:after="60"/>
       </w:pPr>
       <w:r>
         <w:t>Analyse der Jahresabschlüsse 2021–2025 (Trend- und Kennzahlenanalyse)</w:t>
@@ -296,6 +353,7 @@
     <w:p>
       <w:pPr>
         <w:pStyle w:val="ListBullet"/>
+        <w:spacing w:line="259" w:lineRule="auto" w:after="60"/>
       </w:pPr>
       <w:r>
         <w:t>Erstellung eines integrierten Finanzplans (GuV, Bilanz, Liquidität, 3 Szenarien)</w:t>
@@ -304,6 +362,7 @@
     <w:p>
       <w:pPr>
         <w:pStyle w:val="ListBullet"/>
+        <w:spacing w:line="259" w:lineRule="auto" w:after="60"/>
       </w:pPr>
       <w:r>
         <w:t>Branchenvergleich und Krisenursachenanalyse</w:t>
@@ -312,15 +371,21 @@
     <w:p>
       <w:pPr>
         <w:pStyle w:val="ListBullet"/>
+        <w:spacing w:line="259" w:lineRule="auto" w:after="60"/>
       </w:pPr>
       <w:r>
         <w:t>Identifikation und Bewertung von Sanierungsmaßnahmen</w:t>
       </w:r>
     </w:p>
-    <w:p/>
+    <w:p>
+      <w:pPr>
+        <w:spacing w:line="259" w:lineRule="auto" w:after="60"/>
+      </w:pPr>
+    </w:p>
     <w:p>
       <w:pPr>
         <w:pStyle w:val="Heading2"/>
+        <w:spacing w:line="259" w:lineRule="auto" w:after="60"/>
       </w:pPr>
       <w:r>
         <w:rPr>
@@ -332,6 +397,7 @@
     <w:p>
       <w:pPr>
         <w:pStyle w:val="Heading3"/>
+        <w:spacing w:line="259" w:lineRule="auto" w:after="60"/>
       </w:pPr>
       <w:r>
         <w:rPr>
@@ -342,6 +408,7 @@
     </w:p>
     <w:p>
       <w:pPr>
+        <w:spacing w:line="259" w:lineRule="auto" w:after="60"/>
         <w:jc w:val="left"/>
       </w:pPr>
       <w:r>
@@ -350,6 +417,7 @@
     </w:p>
     <w:p>
       <w:pPr>
+        <w:spacing w:line="259" w:lineRule="auto" w:after="60"/>
         <w:jc w:val="left"/>
       </w:pPr>
       <w:r>
@@ -358,6 +426,7 @@
     </w:p>
     <w:p>
       <w:pPr>
+        <w:spacing w:line="259" w:lineRule="auto" w:after="60"/>
         <w:jc w:val="left"/>
       </w:pPr>
       <w:r>
@@ -366,6 +435,7 @@
     </w:p>
     <w:p>
       <w:pPr>
+        <w:spacing w:line="259" w:lineRule="auto" w:after="60"/>
         <w:jc w:val="left"/>
       </w:pPr>
       <w:r>
@@ -1001,6 +1071,7 @@
     <w:p>
       <w:pPr>
         <w:pStyle w:val="Heading3"/>
+        <w:spacing w:line="259" w:lineRule="auto" w:after="60"/>
       </w:pPr>
       <w:r>
         <w:rPr>
@@ -1011,6 +1082,7 @@
     </w:p>
     <w:p>
       <w:pPr>
+        <w:spacing w:line="259" w:lineRule="auto" w:after="60"/>
         <w:jc w:val="left"/>
       </w:pPr>
       <w:r>
@@ -1022,6 +1094,7 @@
     </w:p>
     <w:p>
       <w:pPr>
+        <w:spacing w:line="259" w:lineRule="auto" w:after="60"/>
         <w:jc w:val="left"/>
       </w:pPr>
       <w:r>
@@ -1030,6 +1103,7 @@
     </w:p>
     <w:p>
       <w:pPr>
+        <w:spacing w:line="259" w:lineRule="auto" w:after="60"/>
         <w:jc w:val="left"/>
       </w:pPr>
       <w:r>
@@ -1038,6 +1112,7 @@
     </w:p>
     <w:p>
       <w:pPr>
+        <w:spacing w:line="259" w:lineRule="auto" w:after="60"/>
         <w:jc w:val="left"/>
       </w:pPr>
       <w:r>
@@ -1046,6 +1121,7 @@
     </w:p>
     <w:p>
       <w:pPr>
+        <w:spacing w:line="259" w:lineRule="auto" w:after="60"/>
         <w:jc w:val="left"/>
       </w:pPr>
       <w:r>
@@ -1054,6 +1130,7 @@
     </w:p>
     <w:p>
       <w:pPr>
+        <w:spacing w:line="259" w:lineRule="auto" w:after="60"/>
         <w:jc w:val="left"/>
       </w:pPr>
       <w:r>
@@ -1065,6 +1142,7 @@
     </w:p>
     <w:p>
       <w:pPr>
+        <w:spacing w:line="259" w:lineRule="auto" w:after="60"/>
         <w:jc w:val="left"/>
       </w:pPr>
       <w:r>
@@ -1073,6 +1151,7 @@
     </w:p>
     <w:p>
       <w:pPr>
+        <w:spacing w:line="259" w:lineRule="auto" w:after="60"/>
         <w:jc w:val="left"/>
       </w:pPr>
       <w:r>
@@ -1081,6 +1160,7 @@
     </w:p>
     <w:p>
       <w:pPr>
+        <w:spacing w:line="259" w:lineRule="auto" w:after="60"/>
         <w:jc w:val="left"/>
       </w:pPr>
       <w:r>
@@ -1089,6 +1169,7 @@
     </w:p>
     <w:p>
       <w:pPr>
+        <w:spacing w:line="259" w:lineRule="auto" w:after="60"/>
         <w:jc w:val="left"/>
       </w:pPr>
       <w:r>
@@ -1100,6 +1181,7 @@
     </w:p>
     <w:p>
       <w:pPr>
+        <w:spacing w:line="259" w:lineRule="auto" w:after="60"/>
         <w:jc w:val="left"/>
       </w:pPr>
       <w:r>
@@ -1108,6 +1190,7 @@
     </w:p>
     <w:p>
       <w:pPr>
+        <w:spacing w:line="259" w:lineRule="auto" w:after="60"/>
         <w:jc w:val="left"/>
       </w:pPr>
       <w:r>
@@ -1116,6 +1199,7 @@
     </w:p>
     <w:p>
       <w:pPr>
+        <w:spacing w:line="259" w:lineRule="auto" w:after="60"/>
         <w:jc w:val="left"/>
       </w:pPr>
       <w:r>
@@ -1124,6 +1208,7 @@
     </w:p>
     <w:p>
       <w:pPr>
+        <w:spacing w:line="259" w:lineRule="auto" w:after="60"/>
         <w:jc w:val="left"/>
       </w:pPr>
       <w:r>
@@ -1135,6 +1220,7 @@
     </w:p>
     <w:p>
       <w:pPr>
+        <w:spacing w:line="259" w:lineRule="auto" w:after="60"/>
         <w:jc w:val="left"/>
       </w:pPr>
       <w:r>
@@ -1143,6 +1229,7 @@
     </w:p>
     <w:p>
       <w:pPr>
+        <w:spacing w:line="259" w:lineRule="auto" w:after="60"/>
         <w:jc w:val="left"/>
       </w:pPr>
       <w:r>
@@ -1151,16 +1238,22 @@
     </w:p>
     <w:p>
       <w:pPr>
+        <w:spacing w:line="259" w:lineRule="auto" w:after="60"/>
         <w:jc w:val="left"/>
       </w:pPr>
       <w:r>
         <w:t>akut werden lassen.</w:t>
       </w:r>
     </w:p>
-    <w:p/>
+    <w:p>
+      <w:pPr>
+        <w:spacing w:line="259" w:lineRule="auto" w:after="60"/>
+      </w:pPr>
+    </w:p>
     <w:p>
       <w:pPr>
         <w:pStyle w:val="Heading2"/>
+        <w:spacing w:line="259" w:lineRule="auto" w:after="60"/>
       </w:pPr>
       <w:r>
         <w:rPr>
@@ -1172,6 +1265,7 @@
     <w:p>
       <w:pPr>
         <w:pStyle w:val="Heading3"/>
+        <w:spacing w:line="259" w:lineRule="auto" w:after="60"/>
       </w:pPr>
       <w:r>
         <w:rPr>
@@ -1182,6 +1276,7 @@
     </w:p>
     <w:p>
       <w:pPr>
+        <w:spacing w:line="259" w:lineRule="auto" w:after="60"/>
         <w:jc w:val="left"/>
       </w:pPr>
       <w:r>
@@ -1190,6 +1285,7 @@
     </w:p>
     <w:p>
       <w:pPr>
+        <w:spacing w:line="259" w:lineRule="auto" w:after="60"/>
         <w:jc w:val="left"/>
       </w:pPr>
       <w:r>
@@ -1214,6 +1310,7 @@
     <w:p>
       <w:pPr>
         <w:pStyle w:val="ListBullet"/>
+        <w:spacing w:line="259" w:lineRule="auto" w:after="60"/>
       </w:pPr>
       <w:r>
         <w:t>Strategische Krise: ab 2021 (E-Mobility-Transition erkannt, Reaktion unzureichend)</w:t>
@@ -1222,6 +1319,7 @@
     <w:p>
       <w:pPr>
         <w:pStyle w:val="ListBullet"/>
+        <w:spacing w:line="259" w:lineRule="auto" w:after="60"/>
       </w:pPr>
       <w:r>
         <w:t>Erfolgskrise: ab 2024 (EBITDA annähernd null)</w:t>
@@ -1230,6 +1328,7 @@
     <w:p>
       <w:pPr>
         <w:pStyle w:val="ListBullet"/>
+        <w:spacing w:line="259" w:lineRule="auto" w:after="60"/>
       </w:pPr>
       <w:r>
         <w:t>Liquiditätskrise: ab 15. April 2026 (KK-Kürzung Sparkasse)</w:t>
@@ -1238,6 +1337,7 @@
     <w:p>
       <w:pPr>
         <w:pStyle w:val="Heading3"/>
+        <w:spacing w:line="259" w:lineRule="auto" w:after="60"/>
       </w:pPr>
       <w:r>
         <w:rPr>
@@ -1248,6 +1348,7 @@
     </w:p>
     <w:p>
       <w:pPr>
+        <w:spacing w:line="259" w:lineRule="auto" w:after="60"/>
         <w:jc w:val="left"/>
       </w:pPr>
       <w:r>
@@ -1262,6 +1363,7 @@
     </w:p>
     <w:p>
       <w:pPr>
+        <w:spacing w:line="259" w:lineRule="auto" w:after="60"/>
         <w:jc w:val="left"/>
       </w:pPr>
       <w:r>
@@ -1270,6 +1372,7 @@
     </w:p>
     <w:p>
       <w:pPr>
+        <w:spacing w:line="259" w:lineRule="auto" w:after="60"/>
         <w:jc w:val="left"/>
       </w:pPr>
       <w:r>
@@ -1278,6 +1381,7 @@
     </w:p>
     <w:p>
       <w:pPr>
+        <w:spacing w:line="259" w:lineRule="auto" w:after="60"/>
         <w:jc w:val="left"/>
       </w:pPr>
       <w:r>
@@ -1286,6 +1390,7 @@
     </w:p>
     <w:p>
       <w:pPr>
+        <w:spacing w:line="259" w:lineRule="auto" w:after="60"/>
         <w:jc w:val="left"/>
       </w:pPr>
       <w:r>
@@ -1300,6 +1405,7 @@
     </w:p>
     <w:p>
       <w:pPr>
+        <w:spacing w:line="259" w:lineRule="auto" w:after="60"/>
         <w:jc w:val="left"/>
       </w:pPr>
       <w:r>
@@ -1308,6 +1414,7 @@
     </w:p>
     <w:p>
       <w:pPr>
+        <w:spacing w:line="259" w:lineRule="auto" w:after="60"/>
         <w:jc w:val="left"/>
       </w:pPr>
       <w:r>
@@ -1316,16 +1423,22 @@
     </w:p>
     <w:p>
       <w:pPr>
+        <w:spacing w:line="259" w:lineRule="auto" w:after="60"/>
         <w:jc w:val="left"/>
       </w:pPr>
       <w:r>
         <w:t>Die Fortführungsprognose ist positiv, sofern der Sanierungsplan umgesetzt wird.</w:t>
       </w:r>
     </w:p>
-    <w:p/>
+    <w:p>
+      <w:pPr>
+        <w:spacing w:line="259" w:lineRule="auto" w:after="60"/>
+      </w:pPr>
+    </w:p>
     <w:p>
       <w:pPr>
         <w:pStyle w:val="Heading2"/>
+        <w:spacing w:line="259" w:lineRule="auto" w:after="60"/>
       </w:pPr>
       <w:r>
         <w:rPr>
@@ -1337,6 +1450,7 @@
     <w:p>
       <w:pPr>
         <w:pStyle w:val="Heading3"/>
+        <w:spacing w:line="259" w:lineRule="auto" w:after="60"/>
       </w:pPr>
       <w:r>
         <w:rPr>
@@ -1627,6 +1741,7 @@
     <w:p>
       <w:pPr>
         <w:pStyle w:val="Heading3"/>
+        <w:spacing w:line="259" w:lineRule="auto" w:after="60"/>
       </w:pPr>
       <w:r>
         <w:rPr>
@@ -1917,6 +2032,7 @@
     <w:p>
       <w:pPr>
         <w:pStyle w:val="Heading3"/>
+        <w:spacing w:line="259" w:lineRule="auto" w:after="60"/>
       </w:pPr>
       <w:r>
         <w:rPr>
@@ -2118,10 +2234,15 @@
         </w:tc>
       </w:tr>
     </w:tbl>
-    <w:p/>
+    <w:p>
+      <w:pPr>
+        <w:spacing w:line="259" w:lineRule="auto" w:after="60"/>
+      </w:pPr>
+    </w:p>
     <w:p>
       <w:pPr>
         <w:pStyle w:val="Heading2"/>
+        <w:spacing w:line="259" w:lineRule="auto" w:after="60"/>
       </w:pPr>
       <w:r>
         <w:rPr>
@@ -2132,6 +2253,7 @@
     </w:p>
     <w:p>
       <w:pPr>
+        <w:spacing w:line="259" w:lineRule="auto" w:after="60"/>
         <w:jc w:val="left"/>
       </w:pPr>
       <w:r>
@@ -2143,6 +2265,7 @@
     </w:p>
     <w:p>
       <w:pPr>
+        <w:spacing w:line="259" w:lineRule="auto" w:after="60"/>
         <w:jc w:val="left"/>
       </w:pPr>
       <w:r>
@@ -2151,6 +2274,7 @@
     </w:p>
     <w:p>
       <w:pPr>
+        <w:spacing w:line="259" w:lineRule="auto" w:after="60"/>
         <w:jc w:val="left"/>
       </w:pPr>
       <w:r>
@@ -2159,6 +2283,7 @@
     </w:p>
     <w:p>
       <w:pPr>
+        <w:spacing w:line="259" w:lineRule="auto" w:after="60"/>
         <w:jc w:val="left"/>
       </w:pPr>
       <w:r>
@@ -2167,6 +2292,7 @@
     </w:p>
     <w:p>
       <w:pPr>
+        <w:spacing w:line="259" w:lineRule="auto" w:after="60"/>
         <w:jc w:val="left"/>
       </w:pPr>
       <w:r>
@@ -2175,6 +2301,7 @@
     </w:p>
     <w:p>
       <w:pPr>
+        <w:spacing w:line="259" w:lineRule="auto" w:after="60"/>
         <w:jc w:val="left"/>
       </w:pPr>
       <w:r>
@@ -2186,6 +2313,7 @@
     </w:p>
     <w:p>
       <w:pPr>
+        <w:spacing w:line="259" w:lineRule="auto" w:after="60"/>
         <w:jc w:val="left"/>
       </w:pPr>
       <w:r>
@@ -2194,6 +2322,7 @@
     </w:p>
     <w:p>
       <w:pPr>
+        <w:spacing w:line="259" w:lineRule="auto" w:after="60"/>
         <w:jc w:val="left"/>
       </w:pPr>
       <w:r>
@@ -2202,16 +2331,22 @@
     </w:p>
     <w:p>
       <w:pPr>
+        <w:spacing w:line="259" w:lineRule="auto" w:after="60"/>
         <w:jc w:val="left"/>
       </w:pPr>
       <w:r>
         <w:t>systemrelevante Komponenten für die regionale Automotive-Industrie.</w:t>
       </w:r>
     </w:p>
-    <w:p/>
+    <w:p>
+      <w:pPr>
+        <w:spacing w:line="259" w:lineRule="auto" w:after="60"/>
+      </w:pPr>
+    </w:p>
     <w:p>
       <w:pPr>
         <w:pStyle w:val="Heading2"/>
+        <w:spacing w:line="259" w:lineRule="auto" w:after="60"/>
       </w:pPr>
       <w:r>
         <w:rPr>
@@ -2529,15 +2664,21 @@
     </w:tbl>
     <w:p>
       <w:pPr>
+        <w:spacing w:line="259" w:lineRule="auto" w:after="60"/>
         <w:jc w:val="left"/>
       </w:pPr>
       <w:r>
         <w:t>Im pessimistischen Szenario wäre eine Nachfinanzierung von ca. 0,5 Mio. EUR erforderlich.</w:t>
       </w:r>
     </w:p>
-    <w:p/>
     <w:p>
       <w:pPr>
+        <w:spacing w:line="259" w:lineRule="auto" w:after="60"/>
+      </w:pPr>
+    </w:p>
+    <w:p>
+      <w:pPr>
+        <w:spacing w:line="259" w:lineRule="auto" w:after="60"/>
         <w:jc w:val="left"/>
       </w:pPr>
       <w:r>
@@ -2549,6 +2690,7 @@
     </w:p>
     <w:p>
       <w:pPr>
+        <w:spacing w:line="259" w:lineRule="auto" w:after="60"/>
         <w:jc w:val="left"/>
       </w:pPr>
       <w:r>
@@ -2560,6 +2702,7 @@
     </w:p>
     <w:p>
       <w:pPr>
+        <w:spacing w:line="259" w:lineRule="auto" w:after="60"/>
         <w:jc w:val="left"/>
       </w:pPr>
       <w:r>
@@ -2571,6 +2714,7 @@
     </w:p>
     <w:p>
       <w:pPr>
+        <w:spacing w:line="259" w:lineRule="auto" w:after="60"/>
         <w:jc w:val="left"/>
       </w:pPr>
       <w:r>
@@ -2581,13 +2725,58 @@
       </w:r>
     </w:p>
     <w:sectPr>
+      <w:headerReference w:type="default" r:id="rId9"/>
+      <w:footerReference w:type="default" r:id="rId10"/>
       <w:pgSz w:w="11906" w:h="16838"/>
-      <w:pgMar w:top="1417" w:right="1417" w:bottom="1417" w:left="1417" w:header="720" w:footer="720" w:gutter="0"/>
+      <w:pgMar w:top="1191" w:right="1247" w:bottom="1134" w:left="1361" w:header="720" w:footer="720" w:gutter="0"/>
       <w:cols w:space="720"/>
       <w:docGrid w:linePitch="360"/>
     </w:sectPr>
   </w:body>
 </w:document>
+</file>
+
+<file path=word/footer1.xml><?xml version="1.0" encoding="utf-8"?>
+<w:ftr xmlns:m="http://schemas.openxmlformats.org/officeDocument/2006/math" xmlns:mc="http://schemas.openxmlformats.org/markup-compatibility/2006" xmlns:mo="http://schemas.microsoft.com/office/mac/office/2008/main" xmlns:mv="urn:schemas-microsoft-com:mac:vml" xmlns:o="urn:schemas-microsoft-com:office:office" xmlns:r="http://schemas.openxmlformats.org/officeDocument/2006/relationships" xmlns:v="urn:schemas-microsoft-com:vml" xmlns:w10="urn:schemas-microsoft-com:office:word" xmlns:w14="http://schemas.microsoft.com/office/word/2010/wordml" xmlns:w="http://schemas.openxmlformats.org/wordprocessingml/2006/main" xmlns:wne="http://schemas.microsoft.com/office/word/2006/wordml" xmlns:wp14="http://schemas.microsoft.com/office/word/2010/wordprocessingDrawing" xmlns:wp="http://schemas.openxmlformats.org/drawingml/2006/wordprocessingDrawing" xmlns:wpc="http://schemas.microsoft.com/office/word/2010/wordprocessingCanvas" xmlns:wpg="http://schemas.microsoft.com/office/word/2010/wordprocessingGroup" xmlns:wpi="http://schemas.microsoft.com/office/word/2010/wordprocessingInk" xmlns:wps="http://schemas.microsoft.com/office/word/2010/wordprocessingShape" mc:Ignorable="w14 wp14">
+  <w:p>
+    <w:pPr>
+      <w:pStyle w:val="Footer"/>
+      <w:jc w:val="left"/>
+    </w:pPr>
+    <w:r/>
+    <w:r>
+      <w:rPr>
+        <w:rFonts w:ascii="Times New Roman" w:hAnsi="Times New Roman"/>
+        <w:b w:val="0"/>
+        <w:color w:val="777777"/>
+        <w:sz w:val="17"/>
+      </w:rPr>
+      <w:t>Vertraulich | Bearbeitungsstand Juli 2026 | nur zur Aktenbearbeitung</w:t>
+    </w:r>
+  </w:p>
+</w:ftr>
+</file>
+
+<file path=word/header1.xml><?xml version="1.0" encoding="utf-8"?>
+<w:hdr xmlns:m="http://schemas.openxmlformats.org/officeDocument/2006/math" xmlns:mc="http://schemas.openxmlformats.org/markup-compatibility/2006" xmlns:mo="http://schemas.microsoft.com/office/mac/office/2008/main" xmlns:mv="urn:schemas-microsoft-com:mac:vml" xmlns:o="urn:schemas-microsoft-com:office:office" xmlns:r="http://schemas.openxmlformats.org/officeDocument/2006/relationships" xmlns:v="urn:schemas-microsoft-com:vml" xmlns:w10="urn:schemas-microsoft-com:office:word" xmlns:w14="http://schemas.microsoft.com/office/word/2010/wordml" xmlns:w="http://schemas.openxmlformats.org/wordprocessingml/2006/main" xmlns:wne="http://schemas.microsoft.com/office/word/2006/wordml" xmlns:wp14="http://schemas.microsoft.com/office/word/2010/wordprocessingDrawing" xmlns:wp="http://schemas.openxmlformats.org/drawingml/2006/wordprocessingDrawing" xmlns:wpc="http://schemas.microsoft.com/office/word/2010/wordprocessingCanvas" xmlns:wpg="http://schemas.microsoft.com/office/word/2010/wordprocessingGroup" xmlns:wpi="http://schemas.microsoft.com/office/word/2010/wordprocessingInk" xmlns:wps="http://schemas.microsoft.com/office/word/2010/wordprocessingShape" mc:Ignorable="w14 wp14">
+  <w:p>
+    <w:pPr>
+      <w:pStyle w:val="Header"/>
+      <w:jc w:val="left"/>
+    </w:pPr>
+    <w:r/>
+    <w:r>
+      <w:rPr>
+        <w:rFonts w:ascii="Times New Roman" w:hAnsi="Times New Roman"/>
+        <w:b w:val="0"/>
+        <w:i w:val="0"/>
+        <w:color w:val="666666"/>
+        <w:sz w:val="17"/>
+      </w:rPr>
+      <w:t>Lindenhof und Partner mbB | Insolvenz- und Restrukturierungsakte | Bearbeitungsstand Juli 2026</w:t>
+    </w:r>
+  </w:p>
+</w:hdr>
 </file>
 
 <file path=word/numbering.xml><?xml version="1.0" encoding="utf-8"?>
@@ -3304,11 +3493,12 @@
       <w:contextualSpacing/>
     </w:pPr>
     <w:rPr>
-      <w:rFonts w:asciiTheme="majorHAnsi" w:eastAsiaTheme="majorEastAsia" w:hAnsiTheme="majorHAnsi" w:cstheme="majorBidi"/>
+      <w:rFonts w:asciiTheme="majorHAnsi" w:eastAsiaTheme="majorEastAsia" w:hAnsiTheme="majorHAnsi" w:cstheme="majorBidi" w:ascii="Times New Roman" w:hAnsi="Times New Roman"/>
+      <w:b/>
       <w:color w:val="17365D" w:themeColor="text2" w:themeShade="BF"/>
       <w:spacing w:val="5"/>
       <w:kern w:val="28"/>
-      <w:sz w:val="52"/>
+      <w:sz w:val="30"/>
       <w:szCs w:val="52"/>
     </w:rPr>
   </w:style>
